--- a/Documentation/Temp_Dikaiakos_Meeting.DOCX
+++ b/Documentation/Temp_Dikaiakos_Meeting.DOCX
@@ -4,7 +4,15 @@
   <w:body>
     <w:p>
       <w:r>
-        <w:t>(Created the Evaluation code here yada yada with metrics Precision Recall F1 yada yada)</w:t>
+        <w:t xml:space="preserve">(Created the Evaluation code here yada </w:t>
+      </w:r>
+      <w:proofErr w:type="spellStart"/>
+      <w:r>
+        <w:t>yada</w:t>
+      </w:r>
+      <w:proofErr w:type="spellEnd"/>
+      <w:r>
+        <w:t xml:space="preserve"> with metrics Precision Recall F1 yada yada)</w:t>
       </w:r>
     </w:p>
     <w:p/>
@@ -14,15 +22,31 @@
       </w:r>
       <w:r>
         <w:br/>
-        <w:t>(fixed, sorta)</w:t>
-      </w:r>
-      <w:r>
-        <w:br/>
-      </w:r>
-    </w:p>
-    <w:p>
-      <w:r>
-        <w:t>(Mention in the Evaluation how a disproportionately large amount of Polar’s attitudes are Neutral, especially for topics, while LLMs are more expressive)</w:t>
+        <w:t xml:space="preserve">(fixed, </w:t>
+      </w:r>
+      <w:proofErr w:type="spellStart"/>
+      <w:r>
+        <w:t>sorta</w:t>
+      </w:r>
+      <w:proofErr w:type="spellEnd"/>
+      <w:r>
+        <w:t>)</w:t>
+      </w:r>
+      <w:r>
+        <w:br/>
+      </w:r>
+    </w:p>
+    <w:p>
+      <w:r>
+        <w:t xml:space="preserve">(Mention in the Evaluation how a disproportionately large amount of Polar’s attitudes </w:t>
+      </w:r>
+      <w:proofErr w:type="gramStart"/>
+      <w:r>
+        <w:t>are</w:t>
+      </w:r>
+      <w:proofErr w:type="gramEnd"/>
+      <w:r>
+        <w:t xml:space="preserve"> Neutral, especially for topics, while LLMs are more expressive)</w:t>
       </w:r>
     </w:p>
     <w:p/>
@@ -41,12 +65,15 @@
       <w:r>
         <w:t xml:space="preserve">(noteworthy: </w:t>
       </w:r>
+      <w:bookmarkStart w:id="0" w:name="_Hlk198133087"/>
       <w:r>
         <w:t>Matching Entity Pair: (Tony Blair, British prime minister)</w:t>
       </w:r>
       <w:r>
         <w:br/>
       </w:r>
+      <w:bookmarkStart w:id="1" w:name="_Hlk198133054"/>
+      <w:bookmarkEnd w:id="0"/>
       <w:r>
         <w:t>Matching Topic Pair: (Britain, United Kingdom)</w:t>
       </w:r>
@@ -60,25 +87,33 @@
         <w:br/>
       </w:r>
       <w:r>
-        <w:br/>
-      </w:r>
-      <w:r>
         <w:t>Matching Entity Pair: (Britain, France)</w:t>
       </w:r>
-      <w:r>
-        <w:br/>
-      </w:r>
+      <w:bookmarkEnd w:id="1"/>
+      <w:r>
+        <w:br/>
+      </w:r>
+      <w:bookmarkStart w:id="2" w:name="_Hlk198133190"/>
       <w:r>
         <w:t>Matching Topic Pair: (Germany, Russia)</w:t>
       </w:r>
       <w:r>
         <w:t>)</w:t>
       </w:r>
-    </w:p>
-    <w:p/>
-    <w:p>
-      <w:r>
-        <w:t>(Can an LLM be fine tuned to replace the error prone way that Polar has)</w:t>
+      <w:bookmarkEnd w:id="2"/>
+    </w:p>
+    <w:p/>
+    <w:p>
+      <w:r>
+        <w:t xml:space="preserve">(Can an LLM be </w:t>
+      </w:r>
+      <w:proofErr w:type="spellStart"/>
+      <w:r>
+        <w:t>fine tuned</w:t>
+      </w:r>
+      <w:proofErr w:type="spellEnd"/>
+      <w:r>
+        <w:t xml:space="preserve"> to replace the error prone way that Polar has)</w:t>
       </w:r>
     </w:p>
     <w:p/>
@@ -92,7 +127,15 @@
       </w:r>
       <w:r>
         <w:br/>
-        <w:t>Meeting with Dikaiakos: topics relatively aligned GPT and Polar.</w:t>
+        <w:t xml:space="preserve">Meeting with </w:t>
+      </w:r>
+      <w:proofErr w:type="spellStart"/>
+      <w:r>
+        <w:t>Dikaiakos</w:t>
+      </w:r>
+      <w:proofErr w:type="spellEnd"/>
+      <w:r>
+        <w:t>: topics relatively aligned GPT and Polar.</w:t>
       </w:r>
       <w:r>
         <w:br/>
@@ -100,7 +143,15 @@
       </w:r>
       <w:r>
         <w:br/>
-        <w:t>Mention how Polar predominantly chooses Neutral because Polar is simple with Dictionaries and fails to capture small intricancies, where we have the dictionary errors , dependency parsing errors, show example.</w:t>
+        <w:t xml:space="preserve">Mention how Polar predominantly chooses Neutral because Polar is simple with Dictionaries and fails to capture small </w:t>
+      </w:r>
+      <w:proofErr w:type="spellStart"/>
+      <w:r>
+        <w:t>intricancies</w:t>
+      </w:r>
+      <w:proofErr w:type="spellEnd"/>
+      <w:r>
+        <w:t>, where we have the dictionary errors , dependency parsing errors, show example.</w:t>
       </w:r>
       <w:r>
         <w:br/>
@@ -113,7 +164,15 @@
     <w:p/>
     <w:p>
       <w:r>
-        <w:t>Scope: To see how much an intregated LLM to Polar can address the limitations,</w:t>
+        <w:t xml:space="preserve">Scope: To see how much an </w:t>
+      </w:r>
+      <w:proofErr w:type="spellStart"/>
+      <w:r>
+        <w:t>intregated</w:t>
+      </w:r>
+      <w:proofErr w:type="spellEnd"/>
+      <w:r>
+        <w:t xml:space="preserve"> LLM to Polar can address the limitations,</w:t>
       </w:r>
       <w:r>
         <w:br/>
@@ -147,7 +206,15 @@
       </w:r>
       <w:r>
         <w:br/>
-        <w:t>We trained Mistral-7b on all case studies gathered (With training tests split) with very good results ( show here, metrics etc )</w:t>
+        <w:t xml:space="preserve">We trained Mistral-7b on all case studies gathered (With training tests split) with very good results ( show here, metrics </w:t>
+      </w:r>
+      <w:proofErr w:type="spellStart"/>
+      <w:r>
+        <w:t>etc</w:t>
+      </w:r>
+      <w:proofErr w:type="spellEnd"/>
+      <w:r>
+        <w:t xml:space="preserve"> )</w:t>
       </w:r>
       <w:r>
         <w:br/>
@@ -290,11 +357,27 @@
         <w:ind w:left="375"/>
       </w:pPr>
       <w:r>
-        <w:t xml:space="preserve">Polar’s Cross Article gathering of different entities happens by comparing entities as found in the text and assigning onto them a pre-existing dbpedia page to that respective entity, as such limiting the flexibility of what an entity even is, as well as potentially making mistakes In assuming the entities in question, </w:t>
-      </w:r>
-      <w:r>
-        <w:br/>
-        <w:t xml:space="preserve">for example: in an article the entity “Union” (stripped from the text being “the European Union”, as the only mention of Union in the sentence is there) however assigning onto it the dbpedia link: </w:t>
+        <w:t xml:space="preserve">Polar’s Cross Article gathering of different entities happens by comparing entities as found in the text and assigning onto them a pre-existing </w:t>
+      </w:r>
+      <w:proofErr w:type="spellStart"/>
+      <w:r>
+        <w:t>dbpedia</w:t>
+      </w:r>
+      <w:proofErr w:type="spellEnd"/>
+      <w:r>
+        <w:t xml:space="preserve"> page to that respective entity, as such limiting the flexibility of what an entity even is, as well as potentially making mistakes In assuming the entities in question, </w:t>
+      </w:r>
+      <w:r>
+        <w:br/>
+        <w:t xml:space="preserve">for example: in an article the entity “Union” (stripped from the text being “the European Union”, as the only mention of Union in the sentence is there) however assigning onto it the </w:t>
+      </w:r>
+      <w:proofErr w:type="spellStart"/>
+      <w:r>
+        <w:t>dbpedia</w:t>
+      </w:r>
+      <w:proofErr w:type="spellEnd"/>
+      <w:r>
+        <w:t xml:space="preserve"> link: </w:t>
       </w:r>
       <w:hyperlink r:id="rId5" w:history="1">
         <w:r>
@@ -316,8 +399,13 @@
     <w:p/>
     <w:p/>
     <w:p>
-      <w:r>
-        <w:t>Dikaiakos meeting:</w:t>
+      <w:proofErr w:type="spellStart"/>
+      <w:r>
+        <w:t>Dikaiakos</w:t>
+      </w:r>
+      <w:proofErr w:type="spellEnd"/>
+      <w:r>
+        <w:t xml:space="preserve"> meeting:</w:t>
       </w:r>
       <w:r>
         <w:br/>
@@ -336,12 +424,33 @@
     <w:p>
       <w:r>
         <w:lastRenderedPageBreak/>
-        <w:t>Seaborn Graphs show each sample’s count of Negative/Neutral/Positive for an individual sample, each dot represents a Sample, the box plots showing the average area of the samples.</w:t>
-      </w:r>
-    </w:p>
-    <w:p>
-      <w:r>
-        <w:t>True_Data(GPT):</w:t>
+        <w:t xml:space="preserve">Seaborn Graphs show each sample’s count of Negative/Neutral/Positive for an individual sample, each dot represents a Sample, the box </w:t>
+      </w:r>
+      <w:proofErr w:type="gramStart"/>
+      <w:r>
+        <w:t>plots</w:t>
+      </w:r>
+      <w:proofErr w:type="gramEnd"/>
+      <w:r>
+        <w:t xml:space="preserve"> showing the average area of the samples.</w:t>
+      </w:r>
+    </w:p>
+    <w:p>
+      <w:proofErr w:type="spellStart"/>
+      <w:r>
+        <w:t>True_</w:t>
+      </w:r>
+      <w:proofErr w:type="gramStart"/>
+      <w:r>
+        <w:t>Data</w:t>
+      </w:r>
+      <w:proofErr w:type="spellEnd"/>
+      <w:r>
+        <w:t>(</w:t>
+      </w:r>
+      <w:proofErr w:type="gramEnd"/>
+      <w:r>
+        <w:t>GPT):</w:t>
       </w:r>
       <w:r>
         <w:t xml:space="preserve"> </w:t>
@@ -389,8 +498,21 @@
     <w:p/>
     <w:p/>
     <w:p>
-      <w:r>
-        <w:t>Pred_Data(Polar):</w:t>
+      <w:proofErr w:type="spellStart"/>
+      <w:r>
+        <w:t>Pred_</w:t>
+      </w:r>
+      <w:proofErr w:type="gramStart"/>
+      <w:r>
+        <w:t>Data</w:t>
+      </w:r>
+      <w:proofErr w:type="spellEnd"/>
+      <w:r>
+        <w:t>(</w:t>
+      </w:r>
+      <w:proofErr w:type="gramEnd"/>
+      <w:r>
+        <w:t>Polar):</w:t>
       </w:r>
       <w:r>
         <w:br/>
@@ -434,7 +556,22 @@
       <w:r>
         <w:lastRenderedPageBreak/>
         <w:br/>
-        <w:t>True_Data(GPT):</w:t>
+      </w:r>
+      <w:proofErr w:type="spellStart"/>
+      <w:r>
+        <w:t>True_</w:t>
+      </w:r>
+      <w:proofErr w:type="gramStart"/>
+      <w:r>
+        <w:t>Data</w:t>
+      </w:r>
+      <w:proofErr w:type="spellEnd"/>
+      <w:r>
+        <w:t>(</w:t>
+      </w:r>
+      <w:proofErr w:type="gramEnd"/>
+      <w:r>
+        <w:t>GPT):</w:t>
       </w:r>
       <w:r>
         <w:rPr>
@@ -469,8 +606,21 @@
     <w:p/>
     <w:p/>
     <w:p>
-      <w:r>
-        <w:t>Pred_Data(Polar):</w:t>
+      <w:proofErr w:type="spellStart"/>
+      <w:r>
+        <w:t>Pred_</w:t>
+      </w:r>
+      <w:proofErr w:type="gramStart"/>
+      <w:r>
+        <w:t>Data</w:t>
+      </w:r>
+      <w:proofErr w:type="spellEnd"/>
+      <w:r>
+        <w:t>(</w:t>
+      </w:r>
+      <w:proofErr w:type="gramEnd"/>
+      <w:r>
+        <w:t>Polar):</w:t>
       </w:r>
       <w:r>
         <w:rPr>
@@ -509,7 +659,15 @@
       </w:r>
       <w:r>
         <w:br/>
-        <w:t>Polar needs to match each entity to a dictionary (dbpedia) otherwise it will not be detected as an entity, this greatly limits the coverage of what an entity might be in an article as well as possibly misassigning a known entity with another dictionary definition:</w:t>
+        <w:t>Polar needs to match each entity to a dictionary (</w:t>
+      </w:r>
+      <w:proofErr w:type="spellStart"/>
+      <w:r>
+        <w:t>dbpedia</w:t>
+      </w:r>
+      <w:proofErr w:type="spellEnd"/>
+      <w:r>
+        <w:t>) otherwise it will not be detected as an entity, this greatly limits the coverage of what an entity might be in an article as well as possibly misassigning a known entity with another dictionary definition:</w:t>
       </w:r>
       <w:r>
         <w:br/>
@@ -558,10 +716,18 @@
     </w:p>
     <w:p>
       <w:r>
-        <w:t xml:space="preserve">Problem:  </w:t>
-      </w:r>
-      <w:r>
-        <w:t>Assigns Howard -&gt; Schneider when Howard Schneider is the full name of the person</w:t>
+        <w:t>Problem</w:t>
+      </w:r>
+      <w:proofErr w:type="gramStart"/>
+      <w:r>
+        <w:t xml:space="preserve">:  </w:t>
+      </w:r>
+      <w:r>
+        <w:t>Assigns</w:t>
+      </w:r>
+      <w:proofErr w:type="gramEnd"/>
+      <w:r>
+        <w:t xml:space="preserve"> Howard -&gt; Schneider when Howard Schneider is the full name of the person</w:t>
       </w:r>
     </w:p>
     <w:p>
@@ -571,7 +737,23 @@
       </w:r>
       <w:r>
         <w:br/>
-        <w:t>The attitudes, calculated with dependency parsers like SpaCy are error prone to complex sentences and are likely to be wrong in assigning an attitude, this explains the predominant Neutral attitudes as well, especially since a single sentence contains multiple noun_phrases/entities for polar to analyze for multiple pairs.</w:t>
+        <w:t xml:space="preserve">The attitudes, calculated with dependency parsers like </w:t>
+      </w:r>
+      <w:proofErr w:type="spellStart"/>
+      <w:r>
+        <w:t>SpaCy</w:t>
+      </w:r>
+      <w:proofErr w:type="spellEnd"/>
+      <w:r>
+        <w:t xml:space="preserve"> are error prone to complex sentences and are likely to be wrong in assigning an attitude, this explains the predominant Neutral attitudes as well, especially since a single sentence contains multiple </w:t>
+      </w:r>
+      <w:proofErr w:type="spellStart"/>
+      <w:r>
+        <w:t>noun_phrases</w:t>
+      </w:r>
+      <w:proofErr w:type="spellEnd"/>
+      <w:r>
+        <w:t>/entities for polar to analyze for multiple pairs.</w:t>
       </w:r>
       <w:r>
         <w:br/>
@@ -633,25 +815,59 @@
     </w:p>
     <w:p>
       <w:r>
-        <w:t>Problem: Attitude is labeled Positive however the Sentence describes how it is causing concern about it’s effects possibly going into a recession, this should be a Negative Pair</w:t>
-      </w:r>
-    </w:p>
-    <w:p/>
-    <w:p/>
-    <w:p/>
-    <w:p/>
-    <w:p/>
-    <w:p/>
-    <w:p>
-      <w:r>
-        <w:t xml:space="preserve">2. </w:t>
-      </w:r>
-      <w:r>
-        <w:t xml:space="preserve"> Topic alignment between GPT and Polar for the Brexit Dataset:</w:t>
-      </w:r>
-      <w:r>
-        <w:br/>
-        <w:t>Even after analyzing the attitudes output by Polar and GPT and seeing that they hardly match at all per article, as a whole, checking the topics.json.gz file created by the Polar pipeline after passing the GPT  results with and without them, we get relatively similar topics identified by both GPT and Polar:</w:t>
+        <w:t xml:space="preserve">Problem: Attitude is labeled Positive however the Sentence describes how it is causing concern about </w:t>
+      </w:r>
+      <w:proofErr w:type="spellStart"/>
+      <w:proofErr w:type="gramStart"/>
+      <w:r>
+        <w:t>it’s</w:t>
+      </w:r>
+      <w:proofErr w:type="spellEnd"/>
+      <w:proofErr w:type="gramEnd"/>
+      <w:r>
+        <w:t xml:space="preserve"> effects possibly going into a recession, this should be a Negative Pair</w:t>
+      </w:r>
+    </w:p>
+    <w:p/>
+    <w:p/>
+    <w:p/>
+    <w:p/>
+    <w:p/>
+    <w:p/>
+    <w:p>
+      <w:r>
+        <w:t>2</w:t>
+      </w:r>
+      <w:proofErr w:type="gramStart"/>
+      <w:r>
+        <w:t xml:space="preserve">. </w:t>
+      </w:r>
+      <w:r>
+        <w:t xml:space="preserve"> Topic</w:t>
+      </w:r>
+      <w:proofErr w:type="gramEnd"/>
+      <w:r>
+        <w:t xml:space="preserve"> alignment between GPT and Polar for the Brexit Dataset:</w:t>
+      </w:r>
+      <w:r>
+        <w:br/>
+        <w:t>Even after analyzing the attitudes output by Polar and GPT and seeing that they hardly match at all per article</w:t>
+      </w:r>
+      <w:proofErr w:type="gramStart"/>
+      <w:r>
+        <w:t>, as a whole, checking</w:t>
+      </w:r>
+      <w:proofErr w:type="gramEnd"/>
+      <w:r>
+        <w:t xml:space="preserve"> the topics.json.gz file created by the Polar pipeline after passing the </w:t>
+      </w:r>
+      <w:proofErr w:type="gramStart"/>
+      <w:r>
+        <w:t>GPT  results</w:t>
+      </w:r>
+      <w:proofErr w:type="gramEnd"/>
+      <w:r>
+        <w:t xml:space="preserve"> with and without them, we get relatively similar topics identified by both GPT and Polar:</w:t>
       </w:r>
     </w:p>
     <w:p>
@@ -684,10 +900,18 @@
         <w:t xml:space="preserve"> &lt;-&gt; </w:t>
       </w:r>
       <w:r>
-        <w:t>"The so-called 'Brexit' decision"</w:t>
-      </w:r>
-      <w:r>
-        <w:t xml:space="preserve"> , score: </w:t>
+        <w:t>"The so-called 'Brexit' decision</w:t>
+      </w:r>
+      <w:proofErr w:type="gramStart"/>
+      <w:r>
+        <w:t>"</w:t>
+      </w:r>
+      <w:r>
+        <w:t xml:space="preserve"> ,</w:t>
+      </w:r>
+      <w:proofErr w:type="gramEnd"/>
+      <w:r>
+        <w:t xml:space="preserve"> score: </w:t>
       </w:r>
       <w:r>
         <w:t>0.6003</w:t>
@@ -702,10 +926,18 @@
         <w:t xml:space="preserve"> &lt;-&gt; </w:t>
       </w:r>
       <w:r>
-        <w:t>"economic and political uncertainty"</w:t>
-      </w:r>
-      <w:r>
-        <w:t xml:space="preserve"> , score: </w:t>
+        <w:t>"economic and political uncertainty</w:t>
+      </w:r>
+      <w:proofErr w:type="gramStart"/>
+      <w:r>
+        <w:t>"</w:t>
+      </w:r>
+      <w:r>
+        <w:t xml:space="preserve"> ,</w:t>
+      </w:r>
+      <w:proofErr w:type="gramEnd"/>
+      <w:r>
+        <w:t xml:space="preserve"> score: </w:t>
       </w:r>
       <w:r>
         <w:t>0.60</w:t>
@@ -717,11 +949,27 @@
     <w:p>
       <w:r>
         <w:lastRenderedPageBreak/>
-        <w:t xml:space="preserve">Percentage of Matched Polar Topics: 2235 / 2671 --&gt;  83.68% </w:t>
-      </w:r>
-      <w:r>
-        <w:br/>
-        <w:t xml:space="preserve">Percentage of Matched GPT Topics: 2235 / 2628 --&gt;  85.05% </w:t>
+        <w:t>Percentage of Matched Polar Topics: 2235 / 2671 --</w:t>
+      </w:r>
+      <w:proofErr w:type="gramStart"/>
+      <w:r>
+        <w:t>&gt;  83.68</w:t>
+      </w:r>
+      <w:proofErr w:type="gramEnd"/>
+      <w:r>
+        <w:t xml:space="preserve">% </w:t>
+      </w:r>
+      <w:r>
+        <w:br/>
+        <w:t>Percentage of Matched GPT Topics: 2235 / 2628 --</w:t>
+      </w:r>
+      <w:proofErr w:type="gramStart"/>
+      <w:r>
+        <w:t>&gt;  85.05</w:t>
+      </w:r>
+      <w:proofErr w:type="gramEnd"/>
+      <w:r>
+        <w:t xml:space="preserve">% </w:t>
       </w:r>
       <w:r>
         <w:br/>
@@ -834,14 +1082,22 @@
       </w:r>
       <w:r>
         <w:tab/>
-        <w:t>(TRUE ATTITUDES)</w:t>
+        <w:t>(TRUE ATTITUDES</w:t>
+      </w:r>
+      <w:proofErr w:type="gramStart"/>
+      <w:r>
+        <w:t>)</w:t>
       </w:r>
       <w:r>
         <w:tab/>
       </w:r>
       <w:r>
         <w:tab/>
-        <w:t>(PRED ATTITUDES)</w:t>
+        <w:t>(</w:t>
+      </w:r>
+      <w:proofErr w:type="gramEnd"/>
+      <w:r>
+        <w:t>PRED ATTITUDES)</w:t>
       </w:r>
     </w:p>
     <w:tbl>
@@ -873,7 +1129,39 @@
                 <w:sz w:val="22"/>
                 <w:szCs w:val="22"/>
               </w:rPr>
-              <w:t>('european union', 'united kingdom')</w:t>
+              <w:t>('</w:t>
+            </w:r>
+            <w:proofErr w:type="spellStart"/>
+            <w:r>
+              <w:rPr>
+                <w:sz w:val="22"/>
+                <w:szCs w:val="22"/>
+              </w:rPr>
+              <w:t>european</w:t>
+            </w:r>
+            <w:proofErr w:type="spellEnd"/>
+            <w:r>
+              <w:rPr>
+                <w:sz w:val="22"/>
+                <w:szCs w:val="22"/>
+              </w:rPr>
+              <w:t xml:space="preserve"> union', '</w:t>
+            </w:r>
+            <w:proofErr w:type="gramStart"/>
+            <w:r>
+              <w:rPr>
+                <w:sz w:val="22"/>
+                <w:szCs w:val="22"/>
+              </w:rPr>
+              <w:t>united kingdom</w:t>
+            </w:r>
+            <w:proofErr w:type="gramEnd"/>
+            <w:r>
+              <w:rPr>
+                <w:sz w:val="22"/>
+                <w:szCs w:val="22"/>
+              </w:rPr>
+              <w:t>')</w:t>
             </w:r>
           </w:p>
           <w:p>
@@ -959,7 +1247,39 @@
                 <w:sz w:val="22"/>
                 <w:szCs w:val="22"/>
               </w:rPr>
-              <w:t>('brexit', 'european union')</w:t>
+              <w:t>('</w:t>
+            </w:r>
+            <w:proofErr w:type="spellStart"/>
+            <w:r>
+              <w:rPr>
+                <w:sz w:val="22"/>
+                <w:szCs w:val="22"/>
+              </w:rPr>
+              <w:t>brexit</w:t>
+            </w:r>
+            <w:proofErr w:type="spellEnd"/>
+            <w:r>
+              <w:rPr>
+                <w:sz w:val="22"/>
+                <w:szCs w:val="22"/>
+              </w:rPr>
+              <w:t>', '</w:t>
+            </w:r>
+            <w:proofErr w:type="spellStart"/>
+            <w:r>
+              <w:rPr>
+                <w:sz w:val="22"/>
+                <w:szCs w:val="22"/>
+              </w:rPr>
+              <w:t>european</w:t>
+            </w:r>
+            <w:proofErr w:type="spellEnd"/>
+            <w:r>
+              <w:rPr>
+                <w:sz w:val="22"/>
+                <w:szCs w:val="22"/>
+              </w:rPr>
+              <w:t xml:space="preserve"> union')</w:t>
             </w:r>
           </w:p>
           <w:p>
@@ -1045,7 +1365,39 @@
                 <w:sz w:val="22"/>
                 <w:szCs w:val="22"/>
               </w:rPr>
-              <w:t>('brexit', 'united kingdom')</w:t>
+              <w:t>('</w:t>
+            </w:r>
+            <w:proofErr w:type="spellStart"/>
+            <w:r>
+              <w:rPr>
+                <w:sz w:val="22"/>
+                <w:szCs w:val="22"/>
+              </w:rPr>
+              <w:t>brexit</w:t>
+            </w:r>
+            <w:proofErr w:type="spellEnd"/>
+            <w:r>
+              <w:rPr>
+                <w:sz w:val="22"/>
+                <w:szCs w:val="22"/>
+              </w:rPr>
+              <w:t>', '</w:t>
+            </w:r>
+            <w:proofErr w:type="gramStart"/>
+            <w:r>
+              <w:rPr>
+                <w:sz w:val="22"/>
+                <w:szCs w:val="22"/>
+              </w:rPr>
+              <w:t>united kingdom</w:t>
+            </w:r>
+            <w:proofErr w:type="gramEnd"/>
+            <w:r>
+              <w:rPr>
+                <w:sz w:val="22"/>
+                <w:szCs w:val="22"/>
+              </w:rPr>
+              <w:t>')</w:t>
             </w:r>
           </w:p>
           <w:p>
@@ -1131,7 +1483,23 @@
                 <w:sz w:val="22"/>
                 <w:szCs w:val="22"/>
               </w:rPr>
-              <w:t>('united kingdom', 'united states')</w:t>
+              <w:t>('</w:t>
+            </w:r>
+            <w:proofErr w:type="gramStart"/>
+            <w:r>
+              <w:rPr>
+                <w:sz w:val="22"/>
+                <w:szCs w:val="22"/>
+              </w:rPr>
+              <w:t>united kingdom</w:t>
+            </w:r>
+            <w:proofErr w:type="gramEnd"/>
+            <w:r>
+              <w:rPr>
+                <w:sz w:val="22"/>
+                <w:szCs w:val="22"/>
+              </w:rPr>
+              <w:t>', 'united states')</w:t>
             </w:r>
           </w:p>
           <w:p>
@@ -1217,7 +1585,55 @@
                 <w:sz w:val="22"/>
                 <w:szCs w:val="22"/>
               </w:rPr>
-              <w:t>('barack obama', 'european union')</w:t>
+              <w:t>('</w:t>
+            </w:r>
+            <w:proofErr w:type="spellStart"/>
+            <w:r>
+              <w:rPr>
+                <w:sz w:val="22"/>
+                <w:szCs w:val="22"/>
+              </w:rPr>
+              <w:t>barack</w:t>
+            </w:r>
+            <w:proofErr w:type="spellEnd"/>
+            <w:r>
+              <w:rPr>
+                <w:sz w:val="22"/>
+                <w:szCs w:val="22"/>
+              </w:rPr>
+              <w:t xml:space="preserve"> </w:t>
+            </w:r>
+            <w:proofErr w:type="spellStart"/>
+            <w:r>
+              <w:rPr>
+                <w:sz w:val="22"/>
+                <w:szCs w:val="22"/>
+              </w:rPr>
+              <w:t>obama</w:t>
+            </w:r>
+            <w:proofErr w:type="spellEnd"/>
+            <w:r>
+              <w:rPr>
+                <w:sz w:val="22"/>
+                <w:szCs w:val="22"/>
+              </w:rPr>
+              <w:t>', '</w:t>
+            </w:r>
+            <w:proofErr w:type="spellStart"/>
+            <w:r>
+              <w:rPr>
+                <w:sz w:val="22"/>
+                <w:szCs w:val="22"/>
+              </w:rPr>
+              <w:t>european</w:t>
+            </w:r>
+            <w:proofErr w:type="spellEnd"/>
+            <w:r>
+              <w:rPr>
+                <w:sz w:val="22"/>
+                <w:szCs w:val="22"/>
+              </w:rPr>
+              <w:t xml:space="preserve"> union')</w:t>
             </w:r>
           </w:p>
           <w:p>
@@ -1303,7 +1719,55 @@
                 <w:sz w:val="22"/>
                 <w:szCs w:val="22"/>
               </w:rPr>
-              <w:t>('barack obama', 'united kingdom')</w:t>
+              <w:t>('</w:t>
+            </w:r>
+            <w:proofErr w:type="spellStart"/>
+            <w:r>
+              <w:rPr>
+                <w:sz w:val="22"/>
+                <w:szCs w:val="22"/>
+              </w:rPr>
+              <w:t>barack</w:t>
+            </w:r>
+            <w:proofErr w:type="spellEnd"/>
+            <w:r>
+              <w:rPr>
+                <w:sz w:val="22"/>
+                <w:szCs w:val="22"/>
+              </w:rPr>
+              <w:t xml:space="preserve"> </w:t>
+            </w:r>
+            <w:proofErr w:type="spellStart"/>
+            <w:r>
+              <w:rPr>
+                <w:sz w:val="22"/>
+                <w:szCs w:val="22"/>
+              </w:rPr>
+              <w:t>obama</w:t>
+            </w:r>
+            <w:proofErr w:type="spellEnd"/>
+            <w:r>
+              <w:rPr>
+                <w:sz w:val="22"/>
+                <w:szCs w:val="22"/>
+              </w:rPr>
+              <w:t>', '</w:t>
+            </w:r>
+            <w:proofErr w:type="gramStart"/>
+            <w:r>
+              <w:rPr>
+                <w:sz w:val="22"/>
+                <w:szCs w:val="22"/>
+              </w:rPr>
+              <w:t>united kingdom</w:t>
+            </w:r>
+            <w:proofErr w:type="gramEnd"/>
+            <w:r>
+              <w:rPr>
+                <w:sz w:val="22"/>
+                <w:szCs w:val="22"/>
+              </w:rPr>
+              <w:t>')</w:t>
             </w:r>
           </w:p>
           <w:p>
@@ -1389,7 +1853,55 @@
                 <w:sz w:val="22"/>
                 <w:szCs w:val="22"/>
               </w:rPr>
-              <w:t>('donald trump', 'hillary clinton')</w:t>
+              <w:t>('</w:t>
+            </w:r>
+            <w:proofErr w:type="spellStart"/>
+            <w:r>
+              <w:rPr>
+                <w:sz w:val="22"/>
+                <w:szCs w:val="22"/>
+              </w:rPr>
+              <w:t>donald</w:t>
+            </w:r>
+            <w:proofErr w:type="spellEnd"/>
+            <w:r>
+              <w:rPr>
+                <w:sz w:val="22"/>
+                <w:szCs w:val="22"/>
+              </w:rPr>
+              <w:t xml:space="preserve"> trump', '</w:t>
+            </w:r>
+            <w:proofErr w:type="spellStart"/>
+            <w:r>
+              <w:rPr>
+                <w:sz w:val="22"/>
+                <w:szCs w:val="22"/>
+              </w:rPr>
+              <w:t>hillary</w:t>
+            </w:r>
+            <w:proofErr w:type="spellEnd"/>
+            <w:r>
+              <w:rPr>
+                <w:sz w:val="22"/>
+                <w:szCs w:val="22"/>
+              </w:rPr>
+              <w:t xml:space="preserve"> </w:t>
+            </w:r>
+            <w:proofErr w:type="spellStart"/>
+            <w:r>
+              <w:rPr>
+                <w:sz w:val="22"/>
+                <w:szCs w:val="22"/>
+              </w:rPr>
+              <w:t>clinton</w:t>
+            </w:r>
+            <w:proofErr w:type="spellEnd"/>
+            <w:r>
+              <w:rPr>
+                <w:sz w:val="22"/>
+                <w:szCs w:val="22"/>
+              </w:rPr>
+              <w:t>')</w:t>
             </w:r>
           </w:p>
           <w:p>
@@ -1475,7 +1987,39 @@
                 <w:sz w:val="22"/>
                 <w:szCs w:val="22"/>
               </w:rPr>
-              <w:t>('brexit', 'donald trump')</w:t>
+              <w:t>('</w:t>
+            </w:r>
+            <w:proofErr w:type="spellStart"/>
+            <w:r>
+              <w:rPr>
+                <w:sz w:val="22"/>
+                <w:szCs w:val="22"/>
+              </w:rPr>
+              <w:t>brexit</w:t>
+            </w:r>
+            <w:proofErr w:type="spellEnd"/>
+            <w:r>
+              <w:rPr>
+                <w:sz w:val="22"/>
+                <w:szCs w:val="22"/>
+              </w:rPr>
+              <w:t>', '</w:t>
+            </w:r>
+            <w:proofErr w:type="spellStart"/>
+            <w:r>
+              <w:rPr>
+                <w:sz w:val="22"/>
+                <w:szCs w:val="22"/>
+              </w:rPr>
+              <w:t>donald</w:t>
+            </w:r>
+            <w:proofErr w:type="spellEnd"/>
+            <w:r>
+              <w:rPr>
+                <w:sz w:val="22"/>
+                <w:szCs w:val="22"/>
+              </w:rPr>
+              <w:t xml:space="preserve"> trump')</w:t>
             </w:r>
           </w:p>
           <w:p>
@@ -1503,7 +2047,23 @@
                 <w:sz w:val="22"/>
                 <w:szCs w:val="22"/>
               </w:rPr>
-              <w:t>TRUE: 13  (Neg: 5, Neu: 2, Pos: 6)</w:t>
+              <w:t xml:space="preserve">TRUE: </w:t>
+            </w:r>
+            <w:proofErr w:type="gramStart"/>
+            <w:r>
+              <w:rPr>
+                <w:sz w:val="22"/>
+                <w:szCs w:val="22"/>
+              </w:rPr>
+              <w:t>13  (</w:t>
+            </w:r>
+            <w:proofErr w:type="gramEnd"/>
+            <w:r>
+              <w:rPr>
+                <w:sz w:val="22"/>
+                <w:szCs w:val="22"/>
+              </w:rPr>
+              <w:t>Neg: 5, Neu: 2, Pos: 6)</w:t>
             </w:r>
           </w:p>
           <w:p>
@@ -1561,7 +2121,39 @@
                 <w:sz w:val="22"/>
                 <w:szCs w:val="22"/>
               </w:rPr>
-              <w:t>('nato', 'russia')</w:t>
+              <w:t>('</w:t>
+            </w:r>
+            <w:proofErr w:type="spellStart"/>
+            <w:r>
+              <w:rPr>
+                <w:sz w:val="22"/>
+                <w:szCs w:val="22"/>
+              </w:rPr>
+              <w:t>nato</w:t>
+            </w:r>
+            <w:proofErr w:type="spellEnd"/>
+            <w:r>
+              <w:rPr>
+                <w:sz w:val="22"/>
+                <w:szCs w:val="22"/>
+              </w:rPr>
+              <w:t>', '</w:t>
+            </w:r>
+            <w:proofErr w:type="spellStart"/>
+            <w:r>
+              <w:rPr>
+                <w:sz w:val="22"/>
+                <w:szCs w:val="22"/>
+              </w:rPr>
+              <w:t>russia</w:t>
+            </w:r>
+            <w:proofErr w:type="spellEnd"/>
+            <w:r>
+              <w:rPr>
+                <w:sz w:val="22"/>
+                <w:szCs w:val="22"/>
+              </w:rPr>
+              <w:t>')</w:t>
             </w:r>
           </w:p>
           <w:p>
@@ -1647,7 +2239,55 @@
                 <w:sz w:val="22"/>
                 <w:szCs w:val="22"/>
               </w:rPr>
-              <w:t>('barack obama', 'brexit')</w:t>
+              <w:t>('</w:t>
+            </w:r>
+            <w:proofErr w:type="spellStart"/>
+            <w:r>
+              <w:rPr>
+                <w:sz w:val="22"/>
+                <w:szCs w:val="22"/>
+              </w:rPr>
+              <w:t>barack</w:t>
+            </w:r>
+            <w:proofErr w:type="spellEnd"/>
+            <w:r>
+              <w:rPr>
+                <w:sz w:val="22"/>
+                <w:szCs w:val="22"/>
+              </w:rPr>
+              <w:t xml:space="preserve"> </w:t>
+            </w:r>
+            <w:proofErr w:type="spellStart"/>
+            <w:r>
+              <w:rPr>
+                <w:sz w:val="22"/>
+                <w:szCs w:val="22"/>
+              </w:rPr>
+              <w:t>obama</w:t>
+            </w:r>
+            <w:proofErr w:type="spellEnd"/>
+            <w:r>
+              <w:rPr>
+                <w:sz w:val="22"/>
+                <w:szCs w:val="22"/>
+              </w:rPr>
+              <w:t>', '</w:t>
+            </w:r>
+            <w:proofErr w:type="spellStart"/>
+            <w:r>
+              <w:rPr>
+                <w:sz w:val="22"/>
+                <w:szCs w:val="22"/>
+              </w:rPr>
+              <w:t>brexit</w:t>
+            </w:r>
+            <w:proofErr w:type="spellEnd"/>
+            <w:r>
+              <w:rPr>
+                <w:sz w:val="22"/>
+                <w:szCs w:val="22"/>
+              </w:rPr>
+              <w:t>')</w:t>
             </w:r>
           </w:p>
           <w:p>
@@ -1814,14 +2454,22 @@
       </w:r>
       <w:r>
         <w:tab/>
-        <w:t>(TRUE ATTITUDES)</w:t>
+        <w:t>(TRUE ATTITUDES</w:t>
+      </w:r>
+      <w:proofErr w:type="gramStart"/>
+      <w:r>
+        <w:t>)</w:t>
       </w:r>
       <w:r>
         <w:tab/>
       </w:r>
       <w:r>
         <w:tab/>
-        <w:t>(PRED ATTITUDES)</w:t>
+        <w:t>(</w:t>
+      </w:r>
+      <w:proofErr w:type="gramEnd"/>
+      <w:r>
+        <w:t>PRED ATTITUDES)</w:t>
       </w:r>
     </w:p>
     <w:tbl>
@@ -1853,7 +2501,39 @@
                 <w:sz w:val="22"/>
                 <w:szCs w:val="22"/>
               </w:rPr>
-              <w:t>('brexit', 'european union')</w:t>
+              <w:t>('</w:t>
+            </w:r>
+            <w:proofErr w:type="spellStart"/>
+            <w:r>
+              <w:rPr>
+                <w:sz w:val="22"/>
+                <w:szCs w:val="22"/>
+              </w:rPr>
+              <w:t>brexit</w:t>
+            </w:r>
+            <w:proofErr w:type="spellEnd"/>
+            <w:r>
+              <w:rPr>
+                <w:sz w:val="22"/>
+                <w:szCs w:val="22"/>
+              </w:rPr>
+              <w:t>', '</w:t>
+            </w:r>
+            <w:proofErr w:type="spellStart"/>
+            <w:r>
+              <w:rPr>
+                <w:sz w:val="22"/>
+                <w:szCs w:val="22"/>
+              </w:rPr>
+              <w:t>european</w:t>
+            </w:r>
+            <w:proofErr w:type="spellEnd"/>
+            <w:r>
+              <w:rPr>
+                <w:sz w:val="22"/>
+                <w:szCs w:val="22"/>
+              </w:rPr>
+              <w:t xml:space="preserve"> union')</w:t>
             </w:r>
           </w:p>
           <w:p>
@@ -1939,7 +2619,39 @@
                 <w:sz w:val="22"/>
                 <w:szCs w:val="22"/>
               </w:rPr>
-              <w:t xml:space="preserve">('european union', 'united kingdom') </w:t>
+              <w:t>('</w:t>
+            </w:r>
+            <w:proofErr w:type="spellStart"/>
+            <w:r>
+              <w:rPr>
+                <w:sz w:val="22"/>
+                <w:szCs w:val="22"/>
+              </w:rPr>
+              <w:t>european</w:t>
+            </w:r>
+            <w:proofErr w:type="spellEnd"/>
+            <w:r>
+              <w:rPr>
+                <w:sz w:val="22"/>
+                <w:szCs w:val="22"/>
+              </w:rPr>
+              <w:t xml:space="preserve"> union', '</w:t>
+            </w:r>
+            <w:proofErr w:type="gramStart"/>
+            <w:r>
+              <w:rPr>
+                <w:sz w:val="22"/>
+                <w:szCs w:val="22"/>
+              </w:rPr>
+              <w:t>united kingdom</w:t>
+            </w:r>
+            <w:proofErr w:type="gramEnd"/>
+            <w:r>
+              <w:rPr>
+                <w:sz w:val="22"/>
+                <w:szCs w:val="22"/>
+              </w:rPr>
+              <w:t xml:space="preserve">') </w:t>
             </w:r>
           </w:p>
           <w:p>
@@ -2025,7 +2737,39 @@
                 <w:sz w:val="22"/>
                 <w:szCs w:val="22"/>
               </w:rPr>
-              <w:t>('brexit', 'united kingdom')</w:t>
+              <w:t>('</w:t>
+            </w:r>
+            <w:proofErr w:type="spellStart"/>
+            <w:r>
+              <w:rPr>
+                <w:sz w:val="22"/>
+                <w:szCs w:val="22"/>
+              </w:rPr>
+              <w:t>brexit</w:t>
+            </w:r>
+            <w:proofErr w:type="spellEnd"/>
+            <w:r>
+              <w:rPr>
+                <w:sz w:val="22"/>
+                <w:szCs w:val="22"/>
+              </w:rPr>
+              <w:t>', '</w:t>
+            </w:r>
+            <w:proofErr w:type="gramStart"/>
+            <w:r>
+              <w:rPr>
+                <w:sz w:val="22"/>
+                <w:szCs w:val="22"/>
+              </w:rPr>
+              <w:t>united kingdom</w:t>
+            </w:r>
+            <w:proofErr w:type="gramEnd"/>
+            <w:r>
+              <w:rPr>
+                <w:sz w:val="22"/>
+                <w:szCs w:val="22"/>
+              </w:rPr>
+              <w:t>')</w:t>
             </w:r>
           </w:p>
           <w:p>
@@ -2111,7 +2855,55 @@
                 <w:sz w:val="22"/>
                 <w:szCs w:val="22"/>
               </w:rPr>
-              <w:t>('barack obama', 'brexit')</w:t>
+              <w:t>('</w:t>
+            </w:r>
+            <w:proofErr w:type="spellStart"/>
+            <w:r>
+              <w:rPr>
+                <w:sz w:val="22"/>
+                <w:szCs w:val="22"/>
+              </w:rPr>
+              <w:t>barack</w:t>
+            </w:r>
+            <w:proofErr w:type="spellEnd"/>
+            <w:r>
+              <w:rPr>
+                <w:sz w:val="22"/>
+                <w:szCs w:val="22"/>
+              </w:rPr>
+              <w:t xml:space="preserve"> </w:t>
+            </w:r>
+            <w:proofErr w:type="spellStart"/>
+            <w:r>
+              <w:rPr>
+                <w:sz w:val="22"/>
+                <w:szCs w:val="22"/>
+              </w:rPr>
+              <w:t>obama</w:t>
+            </w:r>
+            <w:proofErr w:type="spellEnd"/>
+            <w:r>
+              <w:rPr>
+                <w:sz w:val="22"/>
+                <w:szCs w:val="22"/>
+              </w:rPr>
+              <w:t>', '</w:t>
+            </w:r>
+            <w:proofErr w:type="spellStart"/>
+            <w:r>
+              <w:rPr>
+                <w:sz w:val="22"/>
+                <w:szCs w:val="22"/>
+              </w:rPr>
+              <w:t>brexit</w:t>
+            </w:r>
+            <w:proofErr w:type="spellEnd"/>
+            <w:r>
+              <w:rPr>
+                <w:sz w:val="22"/>
+                <w:szCs w:val="22"/>
+              </w:rPr>
+              <w:t>')</w:t>
             </w:r>
           </w:p>
           <w:p>
@@ -2197,7 +2989,23 @@
                 <w:sz w:val="22"/>
                 <w:szCs w:val="22"/>
               </w:rPr>
-              <w:t>('brexit', 'united states')</w:t>
+              <w:t>('</w:t>
+            </w:r>
+            <w:proofErr w:type="spellStart"/>
+            <w:r>
+              <w:rPr>
+                <w:sz w:val="22"/>
+                <w:szCs w:val="22"/>
+              </w:rPr>
+              <w:t>brexit</w:t>
+            </w:r>
+            <w:proofErr w:type="spellEnd"/>
+            <w:r>
+              <w:rPr>
+                <w:sz w:val="22"/>
+                <w:szCs w:val="22"/>
+              </w:rPr>
+              <w:t>', 'united states')</w:t>
             </w:r>
           </w:p>
           <w:p>
@@ -2290,7 +3098,23 @@
                 <w:sz w:val="22"/>
                 <w:szCs w:val="22"/>
               </w:rPr>
-              <w:t xml:space="preserve">('european union', 'united states') </w:t>
+              <w:t>('</w:t>
+            </w:r>
+            <w:proofErr w:type="spellStart"/>
+            <w:r>
+              <w:rPr>
+                <w:sz w:val="22"/>
+                <w:szCs w:val="22"/>
+              </w:rPr>
+              <w:t>european</w:t>
+            </w:r>
+            <w:proofErr w:type="spellEnd"/>
+            <w:r>
+              <w:rPr>
+                <w:sz w:val="22"/>
+                <w:szCs w:val="22"/>
+              </w:rPr>
+              <w:t xml:space="preserve"> union', 'united states') </w:t>
             </w:r>
           </w:p>
           <w:p>
@@ -2376,7 +3200,55 @@
                 <w:sz w:val="22"/>
                 <w:szCs w:val="22"/>
               </w:rPr>
-              <w:t>('boris johnson', 'brexit')</w:t>
+              <w:t>('</w:t>
+            </w:r>
+            <w:proofErr w:type="spellStart"/>
+            <w:r>
+              <w:rPr>
+                <w:sz w:val="22"/>
+                <w:szCs w:val="22"/>
+              </w:rPr>
+              <w:t>boris</w:t>
+            </w:r>
+            <w:proofErr w:type="spellEnd"/>
+            <w:r>
+              <w:rPr>
+                <w:sz w:val="22"/>
+                <w:szCs w:val="22"/>
+              </w:rPr>
+              <w:t xml:space="preserve"> </w:t>
+            </w:r>
+            <w:proofErr w:type="spellStart"/>
+            <w:r>
+              <w:rPr>
+                <w:sz w:val="22"/>
+                <w:szCs w:val="22"/>
+              </w:rPr>
+              <w:t>johnson</w:t>
+            </w:r>
+            <w:proofErr w:type="spellEnd"/>
+            <w:r>
+              <w:rPr>
+                <w:sz w:val="22"/>
+                <w:szCs w:val="22"/>
+              </w:rPr>
+              <w:t>', '</w:t>
+            </w:r>
+            <w:proofErr w:type="spellStart"/>
+            <w:r>
+              <w:rPr>
+                <w:sz w:val="22"/>
+                <w:szCs w:val="22"/>
+              </w:rPr>
+              <w:t>brexit</w:t>
+            </w:r>
+            <w:proofErr w:type="spellEnd"/>
+            <w:r>
+              <w:rPr>
+                <w:sz w:val="22"/>
+                <w:szCs w:val="22"/>
+              </w:rPr>
+              <w:t>')</w:t>
             </w:r>
           </w:p>
           <w:p>
@@ -2462,7 +3334,55 @@
                 <w:sz w:val="22"/>
                 <w:szCs w:val="22"/>
               </w:rPr>
-              <w:t>('brexit', 'david cameron')</w:t>
+              <w:t>('</w:t>
+            </w:r>
+            <w:proofErr w:type="spellStart"/>
+            <w:r>
+              <w:rPr>
+                <w:sz w:val="22"/>
+                <w:szCs w:val="22"/>
+              </w:rPr>
+              <w:t>brexit</w:t>
+            </w:r>
+            <w:proofErr w:type="spellEnd"/>
+            <w:r>
+              <w:rPr>
+                <w:sz w:val="22"/>
+                <w:szCs w:val="22"/>
+              </w:rPr>
+              <w:t>', '</w:t>
+            </w:r>
+            <w:proofErr w:type="spellStart"/>
+            <w:r>
+              <w:rPr>
+                <w:sz w:val="22"/>
+                <w:szCs w:val="22"/>
+              </w:rPr>
+              <w:t>david</w:t>
+            </w:r>
+            <w:proofErr w:type="spellEnd"/>
+            <w:r>
+              <w:rPr>
+                <w:sz w:val="22"/>
+                <w:szCs w:val="22"/>
+              </w:rPr>
+              <w:t xml:space="preserve"> </w:t>
+            </w:r>
+            <w:proofErr w:type="spellStart"/>
+            <w:r>
+              <w:rPr>
+                <w:sz w:val="22"/>
+                <w:szCs w:val="22"/>
+              </w:rPr>
+              <w:t>cameron</w:t>
+            </w:r>
+            <w:proofErr w:type="spellEnd"/>
+            <w:r>
+              <w:rPr>
+                <w:sz w:val="22"/>
+                <w:szCs w:val="22"/>
+              </w:rPr>
+              <w:t>')</w:t>
             </w:r>
           </w:p>
           <w:p>
@@ -2548,7 +3468,55 @@
                 <w:sz w:val="22"/>
                 <w:szCs w:val="22"/>
               </w:rPr>
-              <w:t>('barack obama', 'european union')</w:t>
+              <w:t>('</w:t>
+            </w:r>
+            <w:proofErr w:type="spellStart"/>
+            <w:r>
+              <w:rPr>
+                <w:sz w:val="22"/>
+                <w:szCs w:val="22"/>
+              </w:rPr>
+              <w:t>barack</w:t>
+            </w:r>
+            <w:proofErr w:type="spellEnd"/>
+            <w:r>
+              <w:rPr>
+                <w:sz w:val="22"/>
+                <w:szCs w:val="22"/>
+              </w:rPr>
+              <w:t xml:space="preserve"> </w:t>
+            </w:r>
+            <w:proofErr w:type="spellStart"/>
+            <w:r>
+              <w:rPr>
+                <w:sz w:val="22"/>
+                <w:szCs w:val="22"/>
+              </w:rPr>
+              <w:t>obama</w:t>
+            </w:r>
+            <w:proofErr w:type="spellEnd"/>
+            <w:r>
+              <w:rPr>
+                <w:sz w:val="22"/>
+                <w:szCs w:val="22"/>
+              </w:rPr>
+              <w:t>', '</w:t>
+            </w:r>
+            <w:proofErr w:type="spellStart"/>
+            <w:r>
+              <w:rPr>
+                <w:sz w:val="22"/>
+                <w:szCs w:val="22"/>
+              </w:rPr>
+              <w:t>european</w:t>
+            </w:r>
+            <w:proofErr w:type="spellEnd"/>
+            <w:r>
+              <w:rPr>
+                <w:sz w:val="22"/>
+                <w:szCs w:val="22"/>
+              </w:rPr>
+              <w:t xml:space="preserve"> union')</w:t>
             </w:r>
           </w:p>
           <w:p>
@@ -2634,7 +3602,23 @@
                 <w:sz w:val="22"/>
                 <w:szCs w:val="22"/>
               </w:rPr>
-              <w:t>('united kingdom', 'united states')</w:t>
+              <w:t>('</w:t>
+            </w:r>
+            <w:proofErr w:type="gramStart"/>
+            <w:r>
+              <w:rPr>
+                <w:sz w:val="22"/>
+                <w:szCs w:val="22"/>
+              </w:rPr>
+              <w:t>united kingdom</w:t>
+            </w:r>
+            <w:proofErr w:type="gramEnd"/>
+            <w:r>
+              <w:rPr>
+                <w:sz w:val="22"/>
+                <w:szCs w:val="22"/>
+              </w:rPr>
+              <w:t>', 'united states')</w:t>
             </w:r>
           </w:p>
           <w:p>
@@ -2726,21 +3710,69 @@
           <w:sz w:val="22"/>
           <w:szCs w:val="22"/>
         </w:rPr>
-        <w:t xml:space="preserve">('european union', 'united kingdom') </w:t>
-      </w:r>
+        <w:t>('</w:t>
+      </w:r>
+      <w:proofErr w:type="spellStart"/>
       <w:r>
         <w:rPr>
           <w:sz w:val="22"/>
           <w:szCs w:val="22"/>
         </w:rPr>
-        <w:br/>
-      </w:r>
+        <w:t>european</w:t>
+      </w:r>
+      <w:proofErr w:type="spellEnd"/>
       <w:r>
         <w:rPr>
           <w:sz w:val="22"/>
           <w:szCs w:val="22"/>
         </w:rPr>
-        <w:t>('united kingdom', 'united states')</w:t>
+        <w:t xml:space="preserve"> union', '</w:t>
+      </w:r>
+      <w:proofErr w:type="gramStart"/>
+      <w:r>
+        <w:rPr>
+          <w:sz w:val="22"/>
+          <w:szCs w:val="22"/>
+        </w:rPr>
+        <w:t>united kingdom</w:t>
+      </w:r>
+      <w:proofErr w:type="gramEnd"/>
+      <w:r>
+        <w:rPr>
+          <w:sz w:val="22"/>
+          <w:szCs w:val="22"/>
+        </w:rPr>
+        <w:t xml:space="preserve">') </w:t>
+      </w:r>
+      <w:r>
+        <w:rPr>
+          <w:sz w:val="22"/>
+          <w:szCs w:val="22"/>
+        </w:rPr>
+        <w:br/>
+      </w:r>
+      <w:r>
+        <w:rPr>
+          <w:sz w:val="22"/>
+          <w:szCs w:val="22"/>
+        </w:rPr>
+        <w:t>('</w:t>
+      </w:r>
+      <w:proofErr w:type="gramStart"/>
+      <w:r>
+        <w:rPr>
+          <w:sz w:val="22"/>
+          <w:szCs w:val="22"/>
+        </w:rPr>
+        <w:t>united kingdom</w:t>
+      </w:r>
+      <w:proofErr w:type="gramEnd"/>
+      <w:r>
+        <w:rPr>
+          <w:sz w:val="22"/>
+          <w:szCs w:val="22"/>
+        </w:rPr>
+        <w:t>', 'united states')</w:t>
       </w:r>
     </w:p>
     <w:p>
@@ -2756,7 +3788,23 @@
           <w:szCs w:val="22"/>
         </w:rPr>
         <w:lastRenderedPageBreak/>
-        <w:t>Most of these are primarily due to Polar’s matches however there are GPT mismatches as well.</w:t>
+        <w:t xml:space="preserve">Most of these are primarily due to Polar’s </w:t>
+      </w:r>
+      <w:proofErr w:type="gramStart"/>
+      <w:r>
+        <w:rPr>
+          <w:sz w:val="22"/>
+          <w:szCs w:val="22"/>
+        </w:rPr>
+        <w:t>matches</w:t>
+      </w:r>
+      <w:proofErr w:type="gramEnd"/>
+      <w:r>
+        <w:rPr>
+          <w:sz w:val="22"/>
+          <w:szCs w:val="22"/>
+        </w:rPr>
+        <w:t xml:space="preserve"> however there are GPT mismatches as well.</w:t>
       </w:r>
     </w:p>
     <w:p/>
